--- a/AIB_IGF1R_TSHR_thyroid_eye_disease_v1.docx
+++ b/AIB_IGF1R_TSHR_thyroid_eye_disease_v1.docx
@@ -933,7 +933,7 @@
       <w:r>
         <w:t xml:space="preserve">TED went from no approved drug to a one-product, multi-billion-dollar market with </w:t>
       </w:r>
-      <w:hyperlink w:history="1" r:id="rIdrll_2868qihcu-0ik5hze">
+      <w:hyperlink w:history="1" r:id="rIdenbqygqru-s8hmhfunzld">
         <w:r>
           <w:rPr>
             <w:rStyle w:val="Hyperlink"/>
@@ -944,7 +944,7 @@
       <w:r>
         <w:t xml:space="preserve"> and triggered Amgen's </w:t>
       </w:r>
-      <w:hyperlink w:history="1" r:id="rIdkkkheczfs-obksvsyjbwf">
+      <w:hyperlink w:history="1" r:id="rId3moe_mlowtzlszwooeze4">
         <w:r>
           <w:rPr>
             <w:rStyle w:val="Hyperlink"/>
@@ -971,7 +971,7 @@
       <w:r>
         <w:t xml:space="preserve">Thyroid eye disease is the orbital manifestation of Graves' autoimmunity: TSHR autoantibodies, acting through the IGF-1R/TSHR complex on orbital fibroblasts, drive tissue expansion, inflammation and scarring — producing proptosis, double vision, pain and, in the worst cases, optic-nerve compression and vision loss. </w:t>
       </w:r>
-      <w:hyperlink w:history="1" r:id="rIdpoizbyx95waqzsuxfwddj">
+      <w:hyperlink w:history="1" r:id="rIdltgo94s5offjcyic2gykv">
         <w:r>
           <w:rPr>
             <w:rStyle w:val="Hyperlink"/>
@@ -1422,7 +1422,7 @@
       <w:r>
         <w:t xml:space="preserve"> (the </w:t>
       </w:r>
-      <w:hyperlink w:history="1" r:id="rIdc2f99udw9cwkuzqsikkwo">
+      <w:hyperlink w:history="1" r:id="rIdl8327p2tclvyup_ujg72e">
         <w:r>
           <w:rPr>
             <w:rStyle w:val="Hyperlink"/>
@@ -1469,7 +1469,7 @@
       <w:r>
         <w:t xml:space="preserve">Effector blockade is decisively validated: </w:t>
       </w:r>
-      <w:hyperlink w:history="1" r:id="rId2thvvt1g3_6fitqljrwae">
+      <w:hyperlink w:history="1" r:id="rIdblywvsx3axp9qidtofce1">
         <w:r>
           <w:rPr>
             <w:rStyle w:val="Hyperlink"/>
@@ -1480,7 +1480,7 @@
       <w:r>
         <w:t xml:space="preserve"> and </w:t>
       </w:r>
-      <w:hyperlink w:history="1" r:id="rId3je9wbqlnqtjkajp14stu">
+      <w:hyperlink w:history="1" r:id="rIdh7tqpdxmerfeekcxjf61f">
         <w:r>
           <w:rPr>
             <w:rStyle w:val="Hyperlink"/>
@@ -2320,7 +2320,7 @@
                 <w:sz w:val="17"/>
                 <w:szCs w:val="17"/>
               </w:rPr>
-              <w:t xml:space="preserve">ACELYRIN</w:t>
+              <w:t xml:space="preserve">Alumis (ex-ACELYRIN)</w:t>
             </w:r>
           </w:p>
         </w:tc>
@@ -2419,7 +2419,7 @@
                 <w:sz w:val="17"/>
                 <w:szCs w:val="17"/>
               </w:rPr>
-              <w:t xml:space="preserve">early SC data</w:t>
+              <w:t xml:space="preserve">Ph1/2 data</w:t>
             </w:r>
           </w:p>
         </w:tc>
@@ -2808,7 +2808,7 @@
             <w:r>
               <w:t xml:space="preserve">The approved standard is </w:t>
             </w:r>
-            <w:hyperlink w:history="1" r:id="rIdzfhvyo08zpscn_gcripcc">
+            <w:hyperlink w:history="1" r:id="rIdhcajbzbhgi9d6fdfafbkf">
               <w:r>
                 <w:rPr>
                   <w:rStyle w:val="Hyperlink"/>
@@ -2819,7 +2819,7 @@
             <w:r>
               <w:t xml:space="preserve">; </w:t>
             </w:r>
-            <w:hyperlink w:history="1" r:id="rIdlwpreombpjxg7gskm8jg8">
+            <w:hyperlink w:history="1" r:id="rIdjcdhiplmh8kw-zfz1l3lr">
               <w:r>
                 <w:rPr>
                   <w:rStyle w:val="Hyperlink"/>
@@ -3345,7 +3345,7 @@
                 <w:sz w:val="17"/>
                 <w:szCs w:val="17"/>
               </w:rPr>
-              <w:t xml:space="preserve">ACELYRIN (independent)</w:t>
+              <w:t xml:space="preserve">Alumis (ex-ACELYRIN)</w:t>
             </w:r>
           </w:p>
         </w:tc>
@@ -3411,7 +3411,7 @@
                 <w:sz w:val="17"/>
                 <w:szCs w:val="17"/>
               </w:rPr>
-              <w:t xml:space="preserve">an SC IGF-1R contender in a small company</w:t>
+              <w:t xml:space="preserve">an SC IGF-1R contender; folded into Alumis (2025)</w:t>
             </w:r>
           </w:p>
         </w:tc>
@@ -3710,7 +3710,7 @@
           <w:b/>
           <w:bCs/>
         </w:rPr>
-        <w:t xml:space="preserve">Viridian (the deepest, IV + SC), ACELYRIN, Sling</w:t>
+        <w:t xml:space="preserve">Viridian (the deepest, IV + SC), Alumis, Sling</w:t>
       </w:r>
       <w:r>
         <w:t xml:space="preserve"> — racing on format and safety. That is where a TED position is acquirable; Viridian is the cleanest pure-play takeout for an acquirer wanting to challenge or complement teprotumumab.</w:t>
@@ -4604,7 +4604,7 @@
         </w:rPr>
         <w:t xml:space="preserve">Hearing impairment is the signature risk. </w:t>
       </w:r>
-      <w:hyperlink w:history="1" r:id="rIdd_z6n5bfadn-ftkxqecoz">
+      <w:hyperlink w:history="1" r:id="rIded4_bqzk1zkt8bcd_jnd3">
         <w:r>
           <w:rPr>
             <w:rStyle w:val="Hyperlink"/>
@@ -5846,7 +5846,7 @@
       <w:r>
         <w:t xml:space="preserve">Teprotumumab is among the most expensive specialty courses in ophthalmology (a multi-infusion course running into six figures), supporting a </w:t>
       </w:r>
-      <w:hyperlink w:history="1" r:id="rIdjiyr6fqxsypndsczim9hu">
+      <w:hyperlink w:history="1" r:id="rIdmdvjk2ht5mgphysp_mx_e">
         <w:r>
           <w:rPr>
             <w:rStyle w:val="Hyperlink"/>
@@ -6419,7 +6419,7 @@
                 <w:b/>
                 <w:bCs/>
               </w:rPr>
-              <w:t xml:space="preserve">ACELYRIN / Sling</w:t>
+              <w:t xml:space="preserve">Alumis / Sling</w:t>
             </w:r>
           </w:p>
         </w:tc>
@@ -6551,7 +6551,7 @@
                 <w:sz w:val="17"/>
                 <w:szCs w:val="17"/>
               </w:rPr>
-              <w:t xml:space="preserve">SC and oral IGF-1R; smaller takeout / partner targets</w:t>
+              <w:t xml:space="preserve">SC (lonigutamab, ex-ACELYRIN) and oral IGF-1R; smaller takeout / partner targets</w:t>
             </w:r>
           </w:p>
         </w:tc>
@@ -7007,7 +7007,7 @@
         <w:spacing w:after="120"/>
       </w:pPr>
       <w:r>
-        <w:t xml:space="preserve">TED development is led by US biotech (Viridian, ACELYRIN, Sling) under Amgen's incumbent franchise — a Western-concentrated field, in contrast to the China-heavy bispecific supply in IBD and respiratory. The likely transactions are US-biotech takeouts (Viridian the cleanest) or format-defense moves by Amgen. China-origin IGF-1R and TSHR programs are emerging but earlier; they are the next wave rather than today's competitive set.</w:t>
+        <w:t xml:space="preserve">TED development is led by US biotech (Viridian; Alumis, which absorbed ACELYRIN in 2025; Sling) under Amgen's incumbent franchise — a Western-concentrated field, in contrast to the China-heavy bispecific supply in IBD and respiratory. The likely transactions are US-biotech takeouts (Viridian the cleanest) or format-defense moves by Amgen. China-origin IGF-1R and TSHR programs are emerging but earlier; they are the next wave rather than today's competitive set.</w:t>
       </w:r>
     </w:p>
     <w:p>

--- a/AIB_IGF1R_TSHR_thyroid_eye_disease_v1.docx
+++ b/AIB_IGF1R_TSHR_thyroid_eye_disease_v1.docx
@@ -407,6 +407,63 @@
         </w:tc>
       </w:tr>
     </w:tbl>
+    <w:tbl>
+      <w:tblPr>
+        <w:tblW w:type="dxa" w:w="9360"/>
+        <w:tblBorders>
+          <w:top w:val="single" w:color="auto" w:sz="4"/>
+          <w:left w:val="single" w:color="auto" w:sz="4"/>
+          <w:bottom w:val="single" w:color="auto" w:sz="4"/>
+          <w:right w:val="single" w:color="auto" w:sz="4"/>
+          <w:insideH w:val="single" w:color="auto" w:sz="4"/>
+          <w:insideV w:val="single" w:color="auto" w:sz="4"/>
+        </w:tblBorders>
+      </w:tblPr>
+      <w:tblGrid>
+        <w:gridCol w:w="9360"/>
+      </w:tblGrid>
+      <w:tr>
+        <w:tc>
+          <w:tcPr>
+            <w:tcBorders>
+              <w:top w:val="none"/>
+              <w:left w:val="single" w:color="1A3F8F" w:sz="18"/>
+              <w:bottom w:val="none"/>
+              <w:right w:val="none"/>
+            </w:tcBorders>
+            <w:shd w:fill="EEF4FB" w:val="clear"/>
+            <w:tcMar>
+              <w:top w:type="dxa" w:w="80"/>
+              <w:left w:type="dxa" w:w="150"/>
+              <w:bottom w:type="dxa" w:w="80"/>
+              <w:right w:type="dxa" w:w="130"/>
+            </w:tcMar>
+          </w:tcPr>
+          <w:p>
+            <w:r>
+              <w:rPr>
+                <w:b/>
+                <w:bCs/>
+              </w:rPr>
+              <w:t xml:space="preserve">This is a hypothesis-driven area — read it that way. </w:t>
+            </w:r>
+            <w:r>
+              <w:t xml:space="preserve">Unlike the other Meridian dual theses, </w:t>
+            </w:r>
+            <w:r>
+              <w:rPr>
+                <w:b/>
+                <w:bCs/>
+              </w:rPr>
+              <w:t xml:space="preserve">no clinical dataset currently shows that adding TSHR engagement improves outcomes beyond IGF-1R blockade.</w:t>
+            </w:r>
+            <w:r>
+              <w:t xml:space="preserve"> IGF-1R is validated and the bar (teprotumumab) is very high; differentiation here is mostly format and safety on a proven target, not a new mechanism. The dual IGF-1R×TSHR concept is a mechanistic hypothesis, not a validated strategy, and is treated as such throughout.</w:t>
+            </w:r>
+          </w:p>
+        </w:tc>
+      </w:tr>
+    </w:tbl>
     <w:p>
       <w:pPr>
         <w:pStyle w:val="Heading1"/>
@@ -933,7 +990,7 @@
       <w:r>
         <w:t xml:space="preserve">TED went from no approved drug to a one-product, multi-billion-dollar market with </w:t>
       </w:r>
-      <w:hyperlink w:history="1" r:id="rIdenbqygqru-s8hmhfunzld">
+      <w:hyperlink w:history="1" r:id="rIdr_usi0ydzrutv9whgayxu">
         <w:r>
           <w:rPr>
             <w:rStyle w:val="Hyperlink"/>
@@ -944,7 +1001,7 @@
       <w:r>
         <w:t xml:space="preserve"> and triggered Amgen's </w:t>
       </w:r>
-      <w:hyperlink w:history="1" r:id="rId3moe_mlowtzlszwooeze4">
+      <w:hyperlink w:history="1" r:id="rIdks8nesaidoncnphqdb1bd">
         <w:r>
           <w:rPr>
             <w:rStyle w:val="Hyperlink"/>
@@ -971,7 +1028,7 @@
       <w:r>
         <w:t xml:space="preserve">Thyroid eye disease is the orbital manifestation of Graves' autoimmunity: TSHR autoantibodies, acting through the IGF-1R/TSHR complex on orbital fibroblasts, drive tissue expansion, inflammation and scarring — producing proptosis, double vision, pain and, in the worst cases, optic-nerve compression and vision loss. </w:t>
       </w:r>
-      <w:hyperlink w:history="1" r:id="rIdltgo94s5offjcyic2gykv">
+      <w:hyperlink w:history="1" r:id="rIdzioirlik2eundwfge4ear">
         <w:r>
           <w:rPr>
             <w:rStyle w:val="Hyperlink"/>
@@ -1010,7 +1067,17 @@
         <w:t xml:space="preserve">Why a dual (IGF-1R × TSHR) concept. </w:t>
       </w:r>
       <w:r>
-        <w:t xml:space="preserve">Every approved and late-stage agent blocks IGF-1R, the effector. The disease is driven upstream by TSHR autoantibodies, which current drugs do not touch. The hypothesis is that adding TSHR engagement to IGF-1R blockade could deepen response, extend durability, or reach chronic/fibrotic disease that effector blockade alone addresses less well. This is mechanistically reasonable but clinically unproven — the most speculative of the Meridian dual theses, and labelled as a hypothesis here.</w:t>
+        <w:t xml:space="preserve">Every approved and late-stage agent blocks IGF-1R, the effector. The disease is driven upstream by TSHR autoantibodies, which current drugs do not touch. The sharpest commercial hypothesis is therefore narrow: </w:t>
+      </w:r>
+      <w:r>
+        <w:rPr>
+          <w:b/>
+          <w:bCs/>
+        </w:rPr>
+        <w:t xml:space="preserve">can engaging TSHR — the autoimmune driver — enable durable benefit in chronic (fibrotic) TED</w:t>
+      </w:r>
+      <w:r>
+        <w:t xml:space="preserve">, where effector-only blockade is less effective? (Deepening the acute response is a secondary, lower-value possibility, since IGF-1R blockade may already capture most of the clinically relevant signaling.) This is mechanistically reasonable but clinically unproven — the most speculative of the Meridian dual theses, and labelled a hypothesis throughout.</w:t>
       </w:r>
     </w:p>
     <w:p>
@@ -1422,7 +1489,7 @@
       <w:r>
         <w:t xml:space="preserve"> (the </w:t>
       </w:r>
-      <w:hyperlink w:history="1" r:id="rIdl8327p2tclvyup_ujg72e">
+      <w:hyperlink w:history="1" r:id="rIdkuvdwmhcxc5pbwuutoajx">
         <w:r>
           <w:rPr>
             <w:rStyle w:val="Hyperlink"/>
@@ -1469,7 +1536,7 @@
       <w:r>
         <w:t xml:space="preserve">Effector blockade is decisively validated: </w:t>
       </w:r>
-      <w:hyperlink w:history="1" r:id="rIdblywvsx3axp9qidtofce1">
+      <w:hyperlink w:history="1" r:id="rIdw6hyocby17oenanlbr0a-">
         <w:r>
           <w:rPr>
             <w:rStyle w:val="Hyperlink"/>
@@ -1480,7 +1547,7 @@
       <w:r>
         <w:t xml:space="preserve"> and </w:t>
       </w:r>
-      <w:hyperlink w:history="1" r:id="rIdh7tqpdxmerfeekcxjf61f">
+      <w:hyperlink w:history="1" r:id="rIdgodpbkfztyabecheri93p">
         <w:r>
           <w:rPr>
             <w:rStyle w:val="Hyperlink"/>
@@ -2808,7 +2875,7 @@
             <w:r>
               <w:t xml:space="preserve">The approved standard is </w:t>
             </w:r>
-            <w:hyperlink w:history="1" r:id="rIdhcajbzbhgi9d6fdfafbkf">
+            <w:hyperlink w:history="1" r:id="rId7rbdl6tf6zwrug8pnvh8o">
               <w:r>
                 <w:rPr>
                   <w:rStyle w:val="Hyperlink"/>
@@ -2819,7 +2886,7 @@
             <w:r>
               <w:t xml:space="preserve">; </w:t>
             </w:r>
-            <w:hyperlink w:history="1" r:id="rIdjcdhiplmh8kw-zfz1l3lr">
+            <w:hyperlink w:history="1" r:id="rId5vn3mld9hpwzdldv0ueno">
               <w:r>
                 <w:rPr>
                   <w:rStyle w:val="Hyperlink"/>
@@ -4604,7 +4671,7 @@
         </w:rPr>
         <w:t xml:space="preserve">Hearing impairment is the signature risk. </w:t>
       </w:r>
-      <w:hyperlink w:history="1" r:id="rIded4_bqzk1zkt8bcd_jnd3">
+      <w:hyperlink w:history="1" r:id="rIdldddxkturtshkgvjkgtwt">
         <w:r>
           <w:rPr>
             <w:rStyle w:val="Hyperlink"/>
@@ -4670,10 +4737,40 @@
           <w:b/>
           <w:bCs/>
         </w:rPr>
-        <w:t xml:space="preserve">A dual TSHR arm adds unknowns. </w:t>
+        <w:t xml:space="preserve">A dual TSHR arm adds biologic uncertainty, not just thyroid-axis risk. </w:t>
       </w:r>
       <w:r>
-        <w:t xml:space="preserve">Engaging TSHR introduces new (thyroid-axis) safety questions that an IGF-1R-only agent does not carry — part of why the dual concept is higher-risk.</w:t>
+        <w:t xml:space="preserve">Engaging TSHR raises three distinct concerns an IGF-1R-only agent does not carry: </w:t>
+      </w:r>
+      <w:r>
+        <w:rPr>
+          <w:b/>
+          <w:bCs/>
+        </w:rPr>
+        <w:t xml:space="preserve">receptor-agonism risk</w:t>
+      </w:r>
+      <w:r>
+        <w:t xml:space="preserve"> (a TSHR antibody could inadvertently stimulate rather than block the receptor, worsening Graves' hyperthyroidism), </w:t>
+      </w:r>
+      <w:r>
+        <w:rPr>
+          <w:b/>
+          <w:bCs/>
+        </w:rPr>
+        <w:t xml:space="preserve">receptor-modulation complexity</w:t>
+      </w:r>
+      <w:r>
+        <w:t xml:space="preserve"> (partial agonism/antagonism is hard to engineer and predict), and </w:t>
+      </w:r>
+      <w:r>
+        <w:rPr>
+          <w:b/>
+          <w:bCs/>
+        </w:rPr>
+        <w:t xml:space="preserve">autoimmune amplification</w:t>
+      </w:r>
+      <w:r>
+        <w:t xml:space="preserve"> (perturbing the autoantigen could alter the underlying autoimmune response). These are why the dual concept is materially higher-risk than format/safety differentiation on IGF-1R alone.</w:t>
       </w:r>
     </w:p>
     <w:p>
@@ -5846,7 +5943,7 @@
       <w:r>
         <w:t xml:space="preserve">Teprotumumab is among the most expensive specialty courses in ophthalmology (a multi-infusion course running into six figures), supporting a </w:t>
       </w:r>
-      <w:hyperlink w:history="1" r:id="rIdmdvjk2ht5mgphysp_mx_e">
+      <w:hyperlink w:history="1" r:id="rIdtpwtbuzptwrnfxeh9px9x">
         <w:r>
           <w:rPr>
             <w:rStyle w:val="Hyperlink"/>
@@ -8040,7 +8137,15 @@
         <w:pStyle w:val="Heading1"/>
       </w:pPr>
       <w:r>
-        <w:t xml:space="preserve">13 · Standing predictions</w:t>
+        <w:t xml:space="preserve">Why this thesis could fail</w:t>
+      </w:r>
+    </w:p>
+    <w:p>
+      <w:pPr>
+        <w:spacing w:after="120"/>
+      </w:pPr>
+      <w:r>
+        <w:t xml:space="preserve">The anti-thesis — the reasons the IGF-1R×TSHR dual concept (and a challenger broadly) may not pay off:</w:t>
       </w:r>
     </w:p>
     <w:tbl>
@@ -8056,10 +8161,8 @@
         </w:tblBorders>
       </w:tblPr>
       <w:tblGrid>
-        <w:gridCol w:w="4600"/>
-        <w:gridCol w:w="1500"/>
-        <w:gridCol w:w="1500"/>
-        <w:gridCol w:w="1760"/>
+        <w:gridCol w:w="2550"/>
+        <w:gridCol w:w="6810"/>
       </w:tblGrid>
       <w:tr>
         <w:trPr>
@@ -8067,7 +8170,7 @@
         </w:trPr>
         <w:tc>
           <w:tcPr>
-            <w:tcW w:type="dxa" w:w="4600"/>
+            <w:tcW w:type="dxa" w:w="2550"/>
             <w:tcBorders>
               <w:top w:val="single" w:color="1A3F8F" w:sz="1"/>
               <w:left w:val="single" w:color="1A3F8F" w:sz="1"/>
@@ -8094,13 +8197,13 @@
                 <w:sz w:val="17"/>
                 <w:szCs w:val="17"/>
               </w:rPr>
-              <w:t xml:space="preserve">Prediction</w:t>
-            </w:r>
-          </w:p>
-        </w:tc>
-        <w:tc>
-          <w:tcPr>
-            <w:tcW w:type="dxa" w:w="1500"/>
+              <w:t xml:space="preserve">Failure mode</w:t>
+            </w:r>
+          </w:p>
+        </w:tc>
+        <w:tc>
+          <w:tcPr>
+            <w:tcW w:type="dxa" w:w="6810"/>
             <w:tcBorders>
               <w:top w:val="single" w:color="1A3F8F" w:sz="1"/>
               <w:left w:val="single" w:color="1A3F8F" w:sz="1"/>
@@ -8127,73 +8230,7 @@
                 <w:sz w:val="17"/>
                 <w:szCs w:val="17"/>
               </w:rPr>
-              <w:t xml:space="preserve">Type</w:t>
-            </w:r>
-          </w:p>
-        </w:tc>
-        <w:tc>
-          <w:tcPr>
-            <w:tcW w:type="dxa" w:w="1500"/>
-            <w:tcBorders>
-              <w:top w:val="single" w:color="1A3F8F" w:sz="1"/>
-              <w:left w:val="single" w:color="1A3F8F" w:sz="1"/>
-              <w:bottom w:val="single" w:color="1A3F8F" w:sz="1"/>
-              <w:right w:val="single" w:color="1A3F8F" w:sz="1"/>
-            </w:tcBorders>
-            <w:shd w:fill="1A3F8F" w:val="clear"/>
-            <w:tcMar>
-              <w:top w:type="dxa" w:w="46"/>
-              <w:left w:type="dxa" w:w="94"/>
-              <w:bottom w:type="dxa" w:w="46"/>
-              <w:right w:type="dxa" w:w="94"/>
-            </w:tcMar>
-          </w:tcPr>
-          <w:p>
-            <w:pPr>
-              <w:jc w:val="left"/>
-            </w:pPr>
-            <w:r>
-              <w:rPr>
-                <w:b/>
-                <w:bCs/>
-                <w:color w:val="FFFFFF"/>
-                <w:sz w:val="17"/>
-                <w:szCs w:val="17"/>
-              </w:rPr>
-              <w:t xml:space="preserve">Estimate</w:t>
-            </w:r>
-          </w:p>
-        </w:tc>
-        <w:tc>
-          <w:tcPr>
-            <w:tcW w:type="dxa" w:w="1760"/>
-            <w:tcBorders>
-              <w:top w:val="single" w:color="1A3F8F" w:sz="1"/>
-              <w:left w:val="single" w:color="1A3F8F" w:sz="1"/>
-              <w:bottom w:val="single" w:color="1A3F8F" w:sz="1"/>
-              <w:right w:val="single" w:color="1A3F8F" w:sz="1"/>
-            </w:tcBorders>
-            <w:shd w:fill="1A3F8F" w:val="clear"/>
-            <w:tcMar>
-              <w:top w:type="dxa" w:w="46"/>
-              <w:left w:type="dxa" w:w="94"/>
-              <w:bottom w:type="dxa" w:w="46"/>
-              <w:right w:type="dxa" w:w="94"/>
-            </w:tcMar>
-          </w:tcPr>
-          <w:p>
-            <w:pPr>
-              <w:jc w:val="left"/>
-            </w:pPr>
-            <w:r>
-              <w:rPr>
-                <w:b/>
-                <w:bCs/>
-                <w:color w:val="FFFFFF"/>
-                <w:sz w:val="17"/>
-                <w:szCs w:val="17"/>
-              </w:rPr>
-              <w:t xml:space="preserve">Resolves (range)</w:t>
+              <w:t xml:space="preserve">Why it could happen</w:t>
             </w:r>
           </w:p>
         </w:tc>
@@ -8204,133 +8241,64 @@
         </w:trPr>
         <w:tc>
           <w:tcPr>
-            <w:tcW w:type="dxa" w:w="4600"/>
-            <w:tcBorders>
-              <w:top w:val="single" w:color="D6DEEA" w:sz="1"/>
-              <w:left w:val="single" w:color="D6DEEA" w:sz="1"/>
-              <w:bottom w:val="single" w:color="D6DEEA" w:sz="1"/>
-              <w:right w:val="single" w:color="D6DEEA" w:sz="1"/>
-            </w:tcBorders>
-            <w:shd w:fill="FFFFFF" w:val="clear"/>
-            <w:tcMar>
-              <w:top w:type="dxa" w:w="46"/>
-              <w:left w:type="dxa" w:w="94"/>
-              <w:bottom w:type="dxa" w:w="46"/>
-              <w:right w:type="dxa" w:w="94"/>
-            </w:tcMar>
-          </w:tcPr>
-          <w:p>
-            <w:pPr>
-              <w:jc w:val="left"/>
-            </w:pPr>
-            <w:r>
-              <w:rPr>
-                <w:b w:val="false"/>
-                <w:bCs w:val="false"/>
-                <w:color w:val="14274A"/>
-                <w:sz w:val="17"/>
-                <w:szCs w:val="17"/>
-              </w:rPr>
-              <w:t xml:space="preserve">Veligrotug is FDA-approved in TED</w:t>
-            </w:r>
-          </w:p>
-        </w:tc>
-        <w:tc>
-          <w:tcPr>
-            <w:tcW w:type="dxa" w:w="1500"/>
-            <w:tcBorders>
-              <w:top w:val="single" w:color="D6DEEA" w:sz="1"/>
-              <w:left w:val="single" w:color="D6DEEA" w:sz="1"/>
-              <w:bottom w:val="single" w:color="D6DEEA" w:sz="1"/>
-              <w:right w:val="single" w:color="D6DEEA" w:sz="1"/>
-            </w:tcBorders>
-            <w:shd w:fill="FFFFFF" w:val="clear"/>
-            <w:tcMar>
-              <w:top w:type="dxa" w:w="46"/>
-              <w:left w:type="dxa" w:w="94"/>
-              <w:bottom w:type="dxa" w:w="46"/>
-              <w:right w:type="dxa" w:w="94"/>
-            </w:tcMar>
-          </w:tcPr>
-          <w:p>
-            <w:pPr>
-              <w:jc w:val="left"/>
-            </w:pPr>
-            <w:r>
-              <w:rPr>
-                <w:b w:val="false"/>
-                <w:bCs w:val="false"/>
-                <w:color w:val="14274A"/>
-                <w:sz w:val="17"/>
-                <w:szCs w:val="17"/>
-              </w:rPr>
-              <w:t xml:space="preserve">approval</w:t>
-            </w:r>
-          </w:p>
-        </w:tc>
-        <w:tc>
-          <w:tcPr>
-            <w:tcW w:type="dxa" w:w="1500"/>
-            <w:tcBorders>
-              <w:top w:val="single" w:color="D6DEEA" w:sz="1"/>
-              <w:left w:val="single" w:color="D6DEEA" w:sz="1"/>
-              <w:bottom w:val="single" w:color="D6DEEA" w:sz="1"/>
-              <w:right w:val="single" w:color="D6DEEA" w:sz="1"/>
-            </w:tcBorders>
-            <w:shd w:fill="FFFFFF" w:val="clear"/>
-            <w:tcMar>
-              <w:top w:type="dxa" w:w="46"/>
-              <w:left w:type="dxa" w:w="94"/>
-              <w:bottom w:type="dxa" w:w="46"/>
-              <w:right w:type="dxa" w:w="94"/>
-            </w:tcMar>
-          </w:tcPr>
-          <w:p>
-            <w:pPr>
-              <w:jc w:val="left"/>
-            </w:pPr>
-            <w:r>
-              <w:rPr>
-                <w:b w:val="false"/>
-                <w:bCs w:val="false"/>
-                <w:color w:val="14274A"/>
-                <w:sz w:val="17"/>
-                <w:szCs w:val="17"/>
-              </w:rPr>
-              <w:t xml:space="preserve">78%</w:t>
-            </w:r>
-          </w:p>
-        </w:tc>
-        <w:tc>
-          <w:tcPr>
-            <w:tcW w:type="dxa" w:w="1760"/>
-            <w:tcBorders>
-              <w:top w:val="single" w:color="D6DEEA" w:sz="1"/>
-              <w:left w:val="single" w:color="D6DEEA" w:sz="1"/>
-              <w:bottom w:val="single" w:color="D6DEEA" w:sz="1"/>
-              <w:right w:val="single" w:color="D6DEEA" w:sz="1"/>
-            </w:tcBorders>
-            <w:shd w:fill="FFFFFF" w:val="clear"/>
-            <w:tcMar>
-              <w:top w:type="dxa" w:w="46"/>
-              <w:left w:type="dxa" w:w="94"/>
-              <w:bottom w:type="dxa" w:w="46"/>
-              <w:right w:type="dxa" w:w="94"/>
-            </w:tcMar>
-          </w:tcPr>
-          <w:p>
-            <w:pPr>
-              <w:jc w:val="left"/>
-            </w:pPr>
-            <w:r>
-              <w:rPr>
-                <w:b w:val="false"/>
-                <w:bCs w:val="false"/>
-                <w:color w:val="14274A"/>
-                <w:sz w:val="17"/>
-                <w:szCs w:val="17"/>
-              </w:rPr>
-              <w:t xml:space="preserve">Q2 2026 – Q3 2026</w:t>
+            <w:tcW w:type="dxa" w:w="2550"/>
+            <w:tcBorders>
+              <w:top w:val="single" w:color="D6DEEA" w:sz="1"/>
+              <w:left w:val="single" w:color="D6DEEA" w:sz="1"/>
+              <w:bottom w:val="single" w:color="D6DEEA" w:sz="1"/>
+              <w:right w:val="single" w:color="D6DEEA" w:sz="1"/>
+            </w:tcBorders>
+            <w:shd w:fill="FFFFFF" w:val="clear"/>
+            <w:tcMar>
+              <w:top w:type="dxa" w:w="46"/>
+              <w:left w:type="dxa" w:w="94"/>
+              <w:bottom w:type="dxa" w:w="46"/>
+              <w:right w:type="dxa" w:w="94"/>
+            </w:tcMar>
+          </w:tcPr>
+          <w:p>
+            <w:pPr>
+              <w:jc w:val="left"/>
+            </w:pPr>
+            <w:r>
+              <w:rPr>
+                <w:b/>
+                <w:bCs/>
+              </w:rPr>
+              <w:t xml:space="preserve">IGF-1R already captures the signal</w:t>
+            </w:r>
+          </w:p>
+        </w:tc>
+        <w:tc>
+          <w:tcPr>
+            <w:tcW w:type="dxa" w:w="6810"/>
+            <w:tcBorders>
+              <w:top w:val="single" w:color="D6DEEA" w:sz="1"/>
+              <w:left w:val="single" w:color="D6DEEA" w:sz="1"/>
+              <w:bottom w:val="single" w:color="D6DEEA" w:sz="1"/>
+              <w:right w:val="single" w:color="D6DEEA" w:sz="1"/>
+            </w:tcBorders>
+            <w:shd w:fill="FFFFFF" w:val="clear"/>
+            <w:tcMar>
+              <w:top w:type="dxa" w:w="46"/>
+              <w:left w:type="dxa" w:w="94"/>
+              <w:bottom w:type="dxa" w:w="46"/>
+              <w:right w:type="dxa" w:w="94"/>
+            </w:tcMar>
+          </w:tcPr>
+          <w:p>
+            <w:pPr>
+              <w:jc w:val="left"/>
+            </w:pPr>
+            <w:r>
+              <w:rPr>
+                <w:b w:val="false"/>
+                <w:bCs w:val="false"/>
+                <w:color w:val="14274A"/>
+                <w:sz w:val="17"/>
+                <w:szCs w:val="17"/>
+              </w:rPr>
+              <w:t xml:space="preserve">if IGF-1R blockade interrupts most of the clinically relevant IGF-1R/TSHR signaling, a TSHR arm adds biologic risk for little incremental benefit — the dual is over-engineered.</w:t>
             </w:r>
           </w:p>
         </w:tc>
@@ -8341,7 +8309,7 @@
         </w:trPr>
         <w:tc>
           <w:tcPr>
-            <w:tcW w:type="dxa" w:w="4600"/>
+            <w:tcW w:type="dxa" w:w="2550"/>
             <w:tcBorders>
               <w:top w:val="single" w:color="D6DEEA" w:sz="1"/>
               <w:left w:val="single" w:color="D6DEEA" w:sz="1"/>
@@ -8362,19 +8330,16 @@
             </w:pPr>
             <w:r>
               <w:rPr>
-                <w:b w:val="false"/>
-                <w:bCs w:val="false"/>
-                <w:color w:val="14274A"/>
-                <w:sz w:val="17"/>
-                <w:szCs w:val="17"/>
-              </w:rPr>
-              <w:t xml:space="preserve">SC teprotumumab (OBI) is approved</w:t>
-            </w:r>
-          </w:p>
-        </w:tc>
-        <w:tc>
-          <w:tcPr>
-            <w:tcW w:type="dxa" w:w="1500"/>
+                <w:b/>
+                <w:bCs/>
+              </w:rPr>
+              <w:t xml:space="preserve">TSHR isn't independently actionable</w:t>
+            </w:r>
+          </w:p>
+        </w:tc>
+        <w:tc>
+          <w:tcPr>
+            <w:tcW w:type="dxa" w:w="6810"/>
             <w:tcBorders>
               <w:top w:val="single" w:color="D6DEEA" w:sz="1"/>
               <w:left w:val="single" w:color="D6DEEA" w:sz="1"/>
@@ -8401,73 +8366,7 @@
                 <w:sz w:val="17"/>
                 <w:szCs w:val="17"/>
               </w:rPr>
-              <w:t xml:space="preserve">approval</w:t>
-            </w:r>
-          </w:p>
-        </w:tc>
-        <w:tc>
-          <w:tcPr>
-            <w:tcW w:type="dxa" w:w="1500"/>
-            <w:tcBorders>
-              <w:top w:val="single" w:color="D6DEEA" w:sz="1"/>
-              <w:left w:val="single" w:color="D6DEEA" w:sz="1"/>
-              <w:bottom w:val="single" w:color="D6DEEA" w:sz="1"/>
-              <w:right w:val="single" w:color="D6DEEA" w:sz="1"/>
-            </w:tcBorders>
-            <w:shd w:fill="F5F8FF" w:val="clear"/>
-            <w:tcMar>
-              <w:top w:type="dxa" w:w="46"/>
-              <w:left w:type="dxa" w:w="94"/>
-              <w:bottom w:type="dxa" w:w="46"/>
-              <w:right w:type="dxa" w:w="94"/>
-            </w:tcMar>
-          </w:tcPr>
-          <w:p>
-            <w:pPr>
-              <w:jc w:val="left"/>
-            </w:pPr>
-            <w:r>
-              <w:rPr>
-                <w:b w:val="false"/>
-                <w:bCs w:val="false"/>
-                <w:color w:val="14274A"/>
-                <w:sz w:val="17"/>
-                <w:szCs w:val="17"/>
-              </w:rPr>
-              <w:t xml:space="preserve">72%</w:t>
-            </w:r>
-          </w:p>
-        </w:tc>
-        <w:tc>
-          <w:tcPr>
-            <w:tcW w:type="dxa" w:w="1760"/>
-            <w:tcBorders>
-              <w:top w:val="single" w:color="D6DEEA" w:sz="1"/>
-              <w:left w:val="single" w:color="D6DEEA" w:sz="1"/>
-              <w:bottom w:val="single" w:color="D6DEEA" w:sz="1"/>
-              <w:right w:val="single" w:color="D6DEEA" w:sz="1"/>
-            </w:tcBorders>
-            <w:shd w:fill="F5F8FF" w:val="clear"/>
-            <w:tcMar>
-              <w:top w:type="dxa" w:w="46"/>
-              <w:left w:type="dxa" w:w="94"/>
-              <w:bottom w:type="dxa" w:w="46"/>
-              <w:right w:type="dxa" w:w="94"/>
-            </w:tcMar>
-          </w:tcPr>
-          <w:p>
-            <w:pPr>
-              <w:jc w:val="left"/>
-            </w:pPr>
-            <w:r>
-              <w:rPr>
-                <w:b w:val="false"/>
-                <w:bCs w:val="false"/>
-                <w:color w:val="14274A"/>
-                <w:sz w:val="17"/>
-                <w:szCs w:val="17"/>
-              </w:rPr>
-              <w:t xml:space="preserve">Q4 2026 – Q2 2027</w:t>
+              <w:t xml:space="preserve">the autoantibody-driven TSHR contribution may not be druggable in a way that improves outcomes; receptor-agonism risk could even worsen disease.</w:t>
             </w:r>
           </w:p>
         </w:tc>
@@ -8478,133 +8377,64 @@
         </w:trPr>
         <w:tc>
           <w:tcPr>
-            <w:tcW w:type="dxa" w:w="4600"/>
-            <w:tcBorders>
-              <w:top w:val="single" w:color="D6DEEA" w:sz="1"/>
-              <w:left w:val="single" w:color="D6DEEA" w:sz="1"/>
-              <w:bottom w:val="single" w:color="D6DEEA" w:sz="1"/>
-              <w:right w:val="single" w:color="D6DEEA" w:sz="1"/>
-            </w:tcBorders>
-            <w:shd w:fill="FFFFFF" w:val="clear"/>
-            <w:tcMar>
-              <w:top w:type="dxa" w:w="46"/>
-              <w:left w:type="dxa" w:w="94"/>
-              <w:bottom w:type="dxa" w:w="46"/>
-              <w:right w:type="dxa" w:w="94"/>
-            </w:tcMar>
-          </w:tcPr>
-          <w:p>
-            <w:pPr>
-              <w:jc w:val="left"/>
-            </w:pPr>
-            <w:r>
-              <w:rPr>
-                <w:b w:val="false"/>
-                <w:bCs w:val="false"/>
-                <w:color w:val="14274A"/>
-                <w:sz w:val="17"/>
-                <w:szCs w:val="17"/>
-              </w:rPr>
-              <w:t xml:space="preserve">An SC anti-IGF-1R reports efficacy near IV agents</w:t>
-            </w:r>
-          </w:p>
-        </w:tc>
-        <w:tc>
-          <w:tcPr>
-            <w:tcW w:type="dxa" w:w="1500"/>
-            <w:tcBorders>
-              <w:top w:val="single" w:color="D6DEEA" w:sz="1"/>
-              <w:left w:val="single" w:color="D6DEEA" w:sz="1"/>
-              <w:bottom w:val="single" w:color="D6DEEA" w:sz="1"/>
-              <w:right w:val="single" w:color="D6DEEA" w:sz="1"/>
-            </w:tcBorders>
-            <w:shd w:fill="FFFFFF" w:val="clear"/>
-            <w:tcMar>
-              <w:top w:type="dxa" w:w="46"/>
-              <w:left w:type="dxa" w:w="94"/>
-              <w:bottom w:type="dxa" w:w="46"/>
-              <w:right w:type="dxa" w:w="94"/>
-            </w:tcMar>
-          </w:tcPr>
-          <w:p>
-            <w:pPr>
-              <w:jc w:val="left"/>
-            </w:pPr>
-            <w:r>
-              <w:rPr>
-                <w:b w:val="false"/>
-                <w:bCs w:val="false"/>
-                <w:color w:val="14274A"/>
-                <w:sz w:val="17"/>
-                <w:szCs w:val="17"/>
-              </w:rPr>
-              <w:t xml:space="preserve">outcome</w:t>
-            </w:r>
-          </w:p>
-        </w:tc>
-        <w:tc>
-          <w:tcPr>
-            <w:tcW w:type="dxa" w:w="1500"/>
-            <w:tcBorders>
-              <w:top w:val="single" w:color="D6DEEA" w:sz="1"/>
-              <w:left w:val="single" w:color="D6DEEA" w:sz="1"/>
-              <w:bottom w:val="single" w:color="D6DEEA" w:sz="1"/>
-              <w:right w:val="single" w:color="D6DEEA" w:sz="1"/>
-            </w:tcBorders>
-            <w:shd w:fill="FFFFFF" w:val="clear"/>
-            <w:tcMar>
-              <w:top w:type="dxa" w:w="46"/>
-              <w:left w:type="dxa" w:w="94"/>
-              <w:bottom w:type="dxa" w:w="46"/>
-              <w:right w:type="dxa" w:w="94"/>
-            </w:tcMar>
-          </w:tcPr>
-          <w:p>
-            <w:pPr>
-              <w:jc w:val="left"/>
-            </w:pPr>
-            <w:r>
-              <w:rPr>
-                <w:b w:val="false"/>
-                <w:bCs w:val="false"/>
-                <w:color w:val="14274A"/>
-                <w:sz w:val="17"/>
-                <w:szCs w:val="17"/>
-              </w:rPr>
-              <w:t xml:space="preserve">55-65%</w:t>
-            </w:r>
-          </w:p>
-        </w:tc>
-        <w:tc>
-          <w:tcPr>
-            <w:tcW w:type="dxa" w:w="1760"/>
-            <w:tcBorders>
-              <w:top w:val="single" w:color="D6DEEA" w:sz="1"/>
-              <w:left w:val="single" w:color="D6DEEA" w:sz="1"/>
-              <w:bottom w:val="single" w:color="D6DEEA" w:sz="1"/>
-              <w:right w:val="single" w:color="D6DEEA" w:sz="1"/>
-            </w:tcBorders>
-            <w:shd w:fill="FFFFFF" w:val="clear"/>
-            <w:tcMar>
-              <w:top w:type="dxa" w:w="46"/>
-              <w:left w:type="dxa" w:w="94"/>
-              <w:bottom w:type="dxa" w:w="46"/>
-              <w:right w:type="dxa" w:w="94"/>
-            </w:tcMar>
-          </w:tcPr>
-          <w:p>
-            <w:pPr>
-              <w:jc w:val="left"/>
-            </w:pPr>
-            <w:r>
-              <w:rPr>
-                <w:b w:val="false"/>
-                <w:bCs w:val="false"/>
-                <w:color w:val="14274A"/>
-                <w:sz w:val="17"/>
-                <w:szCs w:val="17"/>
-              </w:rPr>
-              <w:t xml:space="preserve">2026 – 2027</w:t>
+            <w:tcW w:type="dxa" w:w="2550"/>
+            <w:tcBorders>
+              <w:top w:val="single" w:color="D6DEEA" w:sz="1"/>
+              <w:left w:val="single" w:color="D6DEEA" w:sz="1"/>
+              <w:bottom w:val="single" w:color="D6DEEA" w:sz="1"/>
+              <w:right w:val="single" w:color="D6DEEA" w:sz="1"/>
+            </w:tcBorders>
+            <w:shd w:fill="FFFFFF" w:val="clear"/>
+            <w:tcMar>
+              <w:top w:type="dxa" w:w="46"/>
+              <w:left w:type="dxa" w:w="94"/>
+              <w:bottom w:type="dxa" w:w="46"/>
+              <w:right w:type="dxa" w:w="94"/>
+            </w:tcMar>
+          </w:tcPr>
+          <w:p>
+            <w:pPr>
+              <w:jc w:val="left"/>
+            </w:pPr>
+            <w:r>
+              <w:rPr>
+                <w:b/>
+                <w:bCs/>
+              </w:rPr>
+              <w:t xml:space="preserve">Efficacy is already saturated</w:t>
+            </w:r>
+          </w:p>
+        </w:tc>
+        <w:tc>
+          <w:tcPr>
+            <w:tcW w:type="dxa" w:w="6810"/>
+            <w:tcBorders>
+              <w:top w:val="single" w:color="D6DEEA" w:sz="1"/>
+              <w:left w:val="single" w:color="D6DEEA" w:sz="1"/>
+              <w:bottom w:val="single" w:color="D6DEEA" w:sz="1"/>
+              <w:right w:val="single" w:color="D6DEEA" w:sz="1"/>
+            </w:tcBorders>
+            <w:shd w:fill="FFFFFF" w:val="clear"/>
+            <w:tcMar>
+              <w:top w:type="dxa" w:w="46"/>
+              <w:left w:type="dxa" w:w="94"/>
+              <w:bottom w:type="dxa" w:w="46"/>
+              <w:right w:type="dxa" w:w="94"/>
+            </w:tcMar>
+          </w:tcPr>
+          <w:p>
+            <w:pPr>
+              <w:jc w:val="left"/>
+            </w:pPr>
+            <w:r>
+              <w:rPr>
+                <w:b w:val="false"/>
+                <w:bCs w:val="false"/>
+                <w:color w:val="14274A"/>
+                <w:sz w:val="17"/>
+                <w:szCs w:val="17"/>
+              </w:rPr>
+              <w:t xml:space="preserve">with proptosis response ~70-83%, there is little headroom for a dual agent to show a higher response — the only open axes are format and safety, where the dual adds nothing.</w:t>
             </w:r>
           </w:p>
         </w:tc>
@@ -8615,7 +8445,7 @@
         </w:trPr>
         <w:tc>
           <w:tcPr>
-            <w:tcW w:type="dxa" w:w="4600"/>
+            <w:tcW w:type="dxa" w:w="2550"/>
             <w:tcBorders>
               <w:top w:val="single" w:color="D6DEEA" w:sz="1"/>
               <w:left w:val="single" w:color="D6DEEA" w:sz="1"/>
@@ -8636,6 +8466,862 @@
             </w:pPr>
             <w:r>
               <w:rPr>
+                <w:b/>
+                <w:bCs/>
+              </w:rPr>
+              <w:t xml:space="preserve">Amgen's SC defense holds</w:t>
+            </w:r>
+          </w:p>
+        </w:tc>
+        <w:tc>
+          <w:tcPr>
+            <w:tcW w:type="dxa" w:w="6810"/>
+            <w:tcBorders>
+              <w:top w:val="single" w:color="D6DEEA" w:sz="1"/>
+              <w:left w:val="single" w:color="D6DEEA" w:sz="1"/>
+              <w:bottom w:val="single" w:color="D6DEEA" w:sz="1"/>
+              <w:right w:val="single" w:color="D6DEEA" w:sz="1"/>
+            </w:tcBorders>
+            <w:shd w:fill="F5F8FF" w:val="clear"/>
+            <w:tcMar>
+              <w:top w:type="dxa" w:w="46"/>
+              <w:left w:type="dxa" w:w="94"/>
+              <w:bottom w:type="dxa" w:w="46"/>
+              <w:right w:type="dxa" w:w="94"/>
+            </w:tcMar>
+          </w:tcPr>
+          <w:p>
+            <w:pPr>
+              <w:jc w:val="left"/>
+            </w:pPr>
+            <w:r>
+              <w:rPr>
+                <w:b w:val="false"/>
+                <w:bCs w:val="false"/>
+                <w:color w:val="14274A"/>
+                <w:sz w:val="17"/>
+                <w:szCs w:val="17"/>
+              </w:rPr>
+              <w:t xml:space="preserve">if SC teprotumumab launches and defends the franchise on convenience, a challenger's main differentiation evaporates.</w:t>
+            </w:r>
+          </w:p>
+        </w:tc>
+      </w:tr>
+      <w:tr>
+        <w:trPr>
+          <w:tblHeader w:val="false"/>
+        </w:trPr>
+        <w:tc>
+          <w:tcPr>
+            <w:tcW w:type="dxa" w:w="2550"/>
+            <w:tcBorders>
+              <w:top w:val="single" w:color="D6DEEA" w:sz="1"/>
+              <w:left w:val="single" w:color="D6DEEA" w:sz="1"/>
+              <w:bottom w:val="single" w:color="D6DEEA" w:sz="1"/>
+              <w:right w:val="single" w:color="D6DEEA" w:sz="1"/>
+            </w:tcBorders>
+            <w:shd w:fill="FFFFFF" w:val="clear"/>
+            <w:tcMar>
+              <w:top w:type="dxa" w:w="46"/>
+              <w:left w:type="dxa" w:w="94"/>
+              <w:bottom w:type="dxa" w:w="46"/>
+              <w:right w:type="dxa" w:w="94"/>
+            </w:tcMar>
+          </w:tcPr>
+          <w:p>
+            <w:pPr>
+              <w:jc w:val="left"/>
+            </w:pPr>
+            <w:r>
+              <w:rPr>
+                <w:b/>
+                <w:bCs/>
+              </w:rPr>
+              <w:t xml:space="preserve">Small market, high launch cost</w:t>
+            </w:r>
+          </w:p>
+        </w:tc>
+        <w:tc>
+          <w:tcPr>
+            <w:tcW w:type="dxa" w:w="6810"/>
+            <w:tcBorders>
+              <w:top w:val="single" w:color="D6DEEA" w:sz="1"/>
+              <w:left w:val="single" w:color="D6DEEA" w:sz="1"/>
+              <w:bottom w:val="single" w:color="D6DEEA" w:sz="1"/>
+              <w:right w:val="single" w:color="D6DEEA" w:sz="1"/>
+            </w:tcBorders>
+            <w:shd w:fill="FFFFFF" w:val="clear"/>
+            <w:tcMar>
+              <w:top w:type="dxa" w:w="46"/>
+              <w:left w:type="dxa" w:w="94"/>
+              <w:bottom w:type="dxa" w:w="46"/>
+              <w:right w:type="dxa" w:w="94"/>
+            </w:tcMar>
+          </w:tcPr>
+          <w:p>
+            <w:pPr>
+              <w:jc w:val="left"/>
+            </w:pPr>
+            <w:r>
+              <w:rPr>
+                <w:b w:val="false"/>
+                <w:bCs w:val="false"/>
+                <w:color w:val="14274A"/>
+                <w:sz w:val="17"/>
+                <w:szCs w:val="17"/>
+              </w:rPr>
+              <w:t xml:space="preserve">a specialist ~50-100K-patient market may not support multiple differentiated entrants; a me-too without clear format/safety edge has no room.</w:t>
+            </w:r>
+          </w:p>
+        </w:tc>
+      </w:tr>
+    </w:tbl>
+    <w:p>
+      <w:pPr>
+        <w:pStyle w:val="Heading1"/>
+      </w:pPr>
+      <w:r>
+        <w:t xml:space="preserve">13 · Standing predictions</w:t>
+      </w:r>
+    </w:p>
+    <w:p>
+      <w:pPr>
+        <w:spacing w:after="120"/>
+      </w:pPr>
+      <w:r>
+        <w:rPr>
+          <w:i/>
+          <w:iCs/>
+        </w:rPr>
+        <w:t xml:space="preserve">Confidence is a 1-5 calibration of how firmly the evidence supports the call (5 = strong data + precedent; 2 = mechanistic hypothesis).</w:t>
+      </w:r>
+    </w:p>
+    <w:tbl>
+      <w:tblPr>
+        <w:tblW w:type="dxa" w:w="9360"/>
+        <w:tblBorders>
+          <w:top w:val="single" w:color="auto" w:sz="4"/>
+          <w:left w:val="single" w:color="auto" w:sz="4"/>
+          <w:bottom w:val="single" w:color="auto" w:sz="4"/>
+          <w:right w:val="single" w:color="auto" w:sz="4"/>
+          <w:insideH w:val="single" w:color="auto" w:sz="4"/>
+          <w:insideV w:val="single" w:color="auto" w:sz="4"/>
+        </w:tblBorders>
+      </w:tblPr>
+      <w:tblGrid>
+        <w:gridCol w:w="3250"/>
+        <w:gridCol w:w="1150"/>
+        <w:gridCol w:w="1250"/>
+        <w:gridCol w:w="1550"/>
+        <w:gridCol w:w="2160"/>
+      </w:tblGrid>
+      <w:tr>
+        <w:trPr>
+          <w:tblHeader/>
+        </w:trPr>
+        <w:tc>
+          <w:tcPr>
+            <w:tcW w:type="dxa" w:w="3250"/>
+            <w:tcBorders>
+              <w:top w:val="single" w:color="1A3F8F" w:sz="1"/>
+              <w:left w:val="single" w:color="1A3F8F" w:sz="1"/>
+              <w:bottom w:val="single" w:color="1A3F8F" w:sz="1"/>
+              <w:right w:val="single" w:color="1A3F8F" w:sz="1"/>
+            </w:tcBorders>
+            <w:shd w:fill="1A3F8F" w:val="clear"/>
+            <w:tcMar>
+              <w:top w:type="dxa" w:w="46"/>
+              <w:left w:type="dxa" w:w="94"/>
+              <w:bottom w:type="dxa" w:w="46"/>
+              <w:right w:type="dxa" w:w="94"/>
+            </w:tcMar>
+          </w:tcPr>
+          <w:p>
+            <w:pPr>
+              <w:jc w:val="left"/>
+            </w:pPr>
+            <w:r>
+              <w:rPr>
+                <w:b/>
+                <w:bCs/>
+                <w:color w:val="FFFFFF"/>
+                <w:sz w:val="17"/>
+                <w:szCs w:val="17"/>
+              </w:rPr>
+              <w:t xml:space="preserve">Prediction</w:t>
+            </w:r>
+          </w:p>
+        </w:tc>
+        <w:tc>
+          <w:tcPr>
+            <w:tcW w:type="dxa" w:w="1150"/>
+            <w:tcBorders>
+              <w:top w:val="single" w:color="1A3F8F" w:sz="1"/>
+              <w:left w:val="single" w:color="1A3F8F" w:sz="1"/>
+              <w:bottom w:val="single" w:color="1A3F8F" w:sz="1"/>
+              <w:right w:val="single" w:color="1A3F8F" w:sz="1"/>
+            </w:tcBorders>
+            <w:shd w:fill="1A3F8F" w:val="clear"/>
+            <w:tcMar>
+              <w:top w:type="dxa" w:w="46"/>
+              <w:left w:type="dxa" w:w="94"/>
+              <w:bottom w:type="dxa" w:w="46"/>
+              <w:right w:type="dxa" w:w="94"/>
+            </w:tcMar>
+          </w:tcPr>
+          <w:p>
+            <w:pPr>
+              <w:jc w:val="left"/>
+            </w:pPr>
+            <w:r>
+              <w:rPr>
+                <w:b/>
+                <w:bCs/>
+                <w:color w:val="FFFFFF"/>
+                <w:sz w:val="17"/>
+                <w:szCs w:val="17"/>
+              </w:rPr>
+              <w:t xml:space="preserve">Type</w:t>
+            </w:r>
+          </w:p>
+        </w:tc>
+        <w:tc>
+          <w:tcPr>
+            <w:tcW w:type="dxa" w:w="1250"/>
+            <w:tcBorders>
+              <w:top w:val="single" w:color="1A3F8F" w:sz="1"/>
+              <w:left w:val="single" w:color="1A3F8F" w:sz="1"/>
+              <w:bottom w:val="single" w:color="1A3F8F" w:sz="1"/>
+              <w:right w:val="single" w:color="1A3F8F" w:sz="1"/>
+            </w:tcBorders>
+            <w:shd w:fill="1A3F8F" w:val="clear"/>
+            <w:tcMar>
+              <w:top w:type="dxa" w:w="46"/>
+              <w:left w:type="dxa" w:w="94"/>
+              <w:bottom w:type="dxa" w:w="46"/>
+              <w:right w:type="dxa" w:w="94"/>
+            </w:tcMar>
+          </w:tcPr>
+          <w:p>
+            <w:pPr>
+              <w:jc w:val="left"/>
+            </w:pPr>
+            <w:r>
+              <w:rPr>
+                <w:b/>
+                <w:bCs/>
+                <w:color w:val="FFFFFF"/>
+                <w:sz w:val="17"/>
+                <w:szCs w:val="17"/>
+              </w:rPr>
+              <w:t xml:space="preserve">Estimate</w:t>
+            </w:r>
+          </w:p>
+        </w:tc>
+        <w:tc>
+          <w:tcPr>
+            <w:tcW w:type="dxa" w:w="1550"/>
+            <w:tcBorders>
+              <w:top w:val="single" w:color="1A3F8F" w:sz="1"/>
+              <w:left w:val="single" w:color="1A3F8F" w:sz="1"/>
+              <w:bottom w:val="single" w:color="1A3F8F" w:sz="1"/>
+              <w:right w:val="single" w:color="1A3F8F" w:sz="1"/>
+            </w:tcBorders>
+            <w:shd w:fill="1A3F8F" w:val="clear"/>
+            <w:tcMar>
+              <w:top w:type="dxa" w:w="46"/>
+              <w:left w:type="dxa" w:w="94"/>
+              <w:bottom w:type="dxa" w:w="46"/>
+              <w:right w:type="dxa" w:w="94"/>
+            </w:tcMar>
+          </w:tcPr>
+          <w:p>
+            <w:pPr>
+              <w:jc w:val="left"/>
+            </w:pPr>
+            <w:r>
+              <w:rPr>
+                <w:b/>
+                <w:bCs/>
+                <w:color w:val="FFFFFF"/>
+                <w:sz w:val="17"/>
+                <w:szCs w:val="17"/>
+              </w:rPr>
+              <w:t xml:space="preserve">Resolves (range)</w:t>
+            </w:r>
+          </w:p>
+        </w:tc>
+        <w:tc>
+          <w:tcPr>
+            <w:tcW w:type="dxa" w:w="2160"/>
+            <w:tcBorders>
+              <w:top w:val="single" w:color="1A3F8F" w:sz="1"/>
+              <w:left w:val="single" w:color="1A3F8F" w:sz="1"/>
+              <w:bottom w:val="single" w:color="1A3F8F" w:sz="1"/>
+              <w:right w:val="single" w:color="1A3F8F" w:sz="1"/>
+            </w:tcBorders>
+            <w:shd w:fill="1A3F8F" w:val="clear"/>
+            <w:tcMar>
+              <w:top w:type="dxa" w:w="46"/>
+              <w:left w:type="dxa" w:w="94"/>
+              <w:bottom w:type="dxa" w:w="46"/>
+              <w:right w:type="dxa" w:w="94"/>
+            </w:tcMar>
+          </w:tcPr>
+          <w:p>
+            <w:pPr>
+              <w:jc w:val="left"/>
+            </w:pPr>
+            <w:r>
+              <w:rPr>
+                <w:b/>
+                <w:bCs/>
+                <w:color w:val="FFFFFF"/>
+                <w:sz w:val="17"/>
+                <w:szCs w:val="17"/>
+              </w:rPr>
+              <w:t xml:space="preserve">Confidence · basis</w:t>
+            </w:r>
+          </w:p>
+        </w:tc>
+      </w:tr>
+      <w:tr>
+        <w:trPr>
+          <w:tblHeader w:val="false"/>
+        </w:trPr>
+        <w:tc>
+          <w:tcPr>
+            <w:tcW w:type="dxa" w:w="3250"/>
+            <w:tcBorders>
+              <w:top w:val="single" w:color="D6DEEA" w:sz="1"/>
+              <w:left w:val="single" w:color="D6DEEA" w:sz="1"/>
+              <w:bottom w:val="single" w:color="D6DEEA" w:sz="1"/>
+              <w:right w:val="single" w:color="D6DEEA" w:sz="1"/>
+            </w:tcBorders>
+            <w:shd w:fill="FFFFFF" w:val="clear"/>
+            <w:tcMar>
+              <w:top w:type="dxa" w:w="46"/>
+              <w:left w:type="dxa" w:w="94"/>
+              <w:bottom w:type="dxa" w:w="46"/>
+              <w:right w:type="dxa" w:w="94"/>
+            </w:tcMar>
+          </w:tcPr>
+          <w:p>
+            <w:pPr>
+              <w:jc w:val="left"/>
+            </w:pPr>
+            <w:r>
+              <w:rPr>
+                <w:b w:val="false"/>
+                <w:bCs w:val="false"/>
+                <w:color w:val="14274A"/>
+                <w:sz w:val="17"/>
+                <w:szCs w:val="17"/>
+              </w:rPr>
+              <w:t xml:space="preserve">Veligrotug is FDA-approved in TED</w:t>
+            </w:r>
+          </w:p>
+        </w:tc>
+        <w:tc>
+          <w:tcPr>
+            <w:tcW w:type="dxa" w:w="1150"/>
+            <w:tcBorders>
+              <w:top w:val="single" w:color="D6DEEA" w:sz="1"/>
+              <w:left w:val="single" w:color="D6DEEA" w:sz="1"/>
+              <w:bottom w:val="single" w:color="D6DEEA" w:sz="1"/>
+              <w:right w:val="single" w:color="D6DEEA" w:sz="1"/>
+            </w:tcBorders>
+            <w:shd w:fill="FFFFFF" w:val="clear"/>
+            <w:tcMar>
+              <w:top w:type="dxa" w:w="46"/>
+              <w:left w:type="dxa" w:w="94"/>
+              <w:bottom w:type="dxa" w:w="46"/>
+              <w:right w:type="dxa" w:w="94"/>
+            </w:tcMar>
+          </w:tcPr>
+          <w:p>
+            <w:pPr>
+              <w:jc w:val="left"/>
+            </w:pPr>
+            <w:r>
+              <w:rPr>
+                <w:b w:val="false"/>
+                <w:bCs w:val="false"/>
+                <w:color w:val="14274A"/>
+                <w:sz w:val="17"/>
+                <w:szCs w:val="17"/>
+              </w:rPr>
+              <w:t xml:space="preserve">approval</w:t>
+            </w:r>
+          </w:p>
+        </w:tc>
+        <w:tc>
+          <w:tcPr>
+            <w:tcW w:type="dxa" w:w="1250"/>
+            <w:tcBorders>
+              <w:top w:val="single" w:color="D6DEEA" w:sz="1"/>
+              <w:left w:val="single" w:color="D6DEEA" w:sz="1"/>
+              <w:bottom w:val="single" w:color="D6DEEA" w:sz="1"/>
+              <w:right w:val="single" w:color="D6DEEA" w:sz="1"/>
+            </w:tcBorders>
+            <w:shd w:fill="FFFFFF" w:val="clear"/>
+            <w:tcMar>
+              <w:top w:type="dxa" w:w="46"/>
+              <w:left w:type="dxa" w:w="94"/>
+              <w:bottom w:type="dxa" w:w="46"/>
+              <w:right w:type="dxa" w:w="94"/>
+            </w:tcMar>
+          </w:tcPr>
+          <w:p>
+            <w:pPr>
+              <w:jc w:val="left"/>
+            </w:pPr>
+            <w:r>
+              <w:rPr>
+                <w:b w:val="false"/>
+                <w:bCs w:val="false"/>
+                <w:color w:val="14274A"/>
+                <w:sz w:val="17"/>
+                <w:szCs w:val="17"/>
+              </w:rPr>
+              <w:t xml:space="preserve">78%</w:t>
+            </w:r>
+          </w:p>
+        </w:tc>
+        <w:tc>
+          <w:tcPr>
+            <w:tcW w:type="dxa" w:w="1550"/>
+            <w:tcBorders>
+              <w:top w:val="single" w:color="D6DEEA" w:sz="1"/>
+              <w:left w:val="single" w:color="D6DEEA" w:sz="1"/>
+              <w:bottom w:val="single" w:color="D6DEEA" w:sz="1"/>
+              <w:right w:val="single" w:color="D6DEEA" w:sz="1"/>
+            </w:tcBorders>
+            <w:shd w:fill="FFFFFF" w:val="clear"/>
+            <w:tcMar>
+              <w:top w:type="dxa" w:w="46"/>
+              <w:left w:type="dxa" w:w="94"/>
+              <w:bottom w:type="dxa" w:w="46"/>
+              <w:right w:type="dxa" w:w="94"/>
+            </w:tcMar>
+          </w:tcPr>
+          <w:p>
+            <w:pPr>
+              <w:jc w:val="left"/>
+            </w:pPr>
+            <w:r>
+              <w:rPr>
+                <w:b w:val="false"/>
+                <w:bCs w:val="false"/>
+                <w:color w:val="14274A"/>
+                <w:sz w:val="17"/>
+                <w:szCs w:val="17"/>
+              </w:rPr>
+              <w:t xml:space="preserve">Q2 2026 – Q3 2026</w:t>
+            </w:r>
+          </w:p>
+        </w:tc>
+        <w:tc>
+          <w:tcPr>
+            <w:tcW w:type="dxa" w:w="2160"/>
+            <w:tcBorders>
+              <w:top w:val="single" w:color="D6DEEA" w:sz="1"/>
+              <w:left w:val="single" w:color="D6DEEA" w:sz="1"/>
+              <w:bottom w:val="single" w:color="D6DEEA" w:sz="1"/>
+              <w:right w:val="single" w:color="D6DEEA" w:sz="1"/>
+            </w:tcBorders>
+            <w:shd w:fill="FFFFFF" w:val="clear"/>
+            <w:tcMar>
+              <w:top w:type="dxa" w:w="46"/>
+              <w:left w:type="dxa" w:w="94"/>
+              <w:bottom w:type="dxa" w:w="46"/>
+              <w:right w:type="dxa" w:w="94"/>
+            </w:tcMar>
+          </w:tcPr>
+          <w:p>
+            <w:pPr>
+              <w:jc w:val="left"/>
+            </w:pPr>
+            <w:r>
+              <w:rPr>
+                <w:b w:val="false"/>
+                <w:bCs w:val="false"/>
+                <w:color w:val="14274A"/>
+                <w:sz w:val="17"/>
+                <w:szCs w:val="17"/>
+              </w:rPr>
+              <w:t xml:space="preserve">4/5 · Ph3 positive; priority review</w:t>
+            </w:r>
+          </w:p>
+        </w:tc>
+      </w:tr>
+      <w:tr>
+        <w:trPr>
+          <w:tblHeader w:val="false"/>
+        </w:trPr>
+        <w:tc>
+          <w:tcPr>
+            <w:tcW w:type="dxa" w:w="3250"/>
+            <w:tcBorders>
+              <w:top w:val="single" w:color="D6DEEA" w:sz="1"/>
+              <w:left w:val="single" w:color="D6DEEA" w:sz="1"/>
+              <w:bottom w:val="single" w:color="D6DEEA" w:sz="1"/>
+              <w:right w:val="single" w:color="D6DEEA" w:sz="1"/>
+            </w:tcBorders>
+            <w:shd w:fill="F5F8FF" w:val="clear"/>
+            <w:tcMar>
+              <w:top w:type="dxa" w:w="46"/>
+              <w:left w:type="dxa" w:w="94"/>
+              <w:bottom w:type="dxa" w:w="46"/>
+              <w:right w:type="dxa" w:w="94"/>
+            </w:tcMar>
+          </w:tcPr>
+          <w:p>
+            <w:pPr>
+              <w:jc w:val="left"/>
+            </w:pPr>
+            <w:r>
+              <w:rPr>
+                <w:b w:val="false"/>
+                <w:bCs w:val="false"/>
+                <w:color w:val="14274A"/>
+                <w:sz w:val="17"/>
+                <w:szCs w:val="17"/>
+              </w:rPr>
+              <w:t xml:space="preserve">SC teprotumumab (OBI) is approved</w:t>
+            </w:r>
+          </w:p>
+        </w:tc>
+        <w:tc>
+          <w:tcPr>
+            <w:tcW w:type="dxa" w:w="1150"/>
+            <w:tcBorders>
+              <w:top w:val="single" w:color="D6DEEA" w:sz="1"/>
+              <w:left w:val="single" w:color="D6DEEA" w:sz="1"/>
+              <w:bottom w:val="single" w:color="D6DEEA" w:sz="1"/>
+              <w:right w:val="single" w:color="D6DEEA" w:sz="1"/>
+            </w:tcBorders>
+            <w:shd w:fill="F5F8FF" w:val="clear"/>
+            <w:tcMar>
+              <w:top w:type="dxa" w:w="46"/>
+              <w:left w:type="dxa" w:w="94"/>
+              <w:bottom w:type="dxa" w:w="46"/>
+              <w:right w:type="dxa" w:w="94"/>
+            </w:tcMar>
+          </w:tcPr>
+          <w:p>
+            <w:pPr>
+              <w:jc w:val="left"/>
+            </w:pPr>
+            <w:r>
+              <w:rPr>
+                <w:b w:val="false"/>
+                <w:bCs w:val="false"/>
+                <w:color w:val="14274A"/>
+                <w:sz w:val="17"/>
+                <w:szCs w:val="17"/>
+              </w:rPr>
+              <w:t xml:space="preserve">approval</w:t>
+            </w:r>
+          </w:p>
+        </w:tc>
+        <w:tc>
+          <w:tcPr>
+            <w:tcW w:type="dxa" w:w="1250"/>
+            <w:tcBorders>
+              <w:top w:val="single" w:color="D6DEEA" w:sz="1"/>
+              <w:left w:val="single" w:color="D6DEEA" w:sz="1"/>
+              <w:bottom w:val="single" w:color="D6DEEA" w:sz="1"/>
+              <w:right w:val="single" w:color="D6DEEA" w:sz="1"/>
+            </w:tcBorders>
+            <w:shd w:fill="F5F8FF" w:val="clear"/>
+            <w:tcMar>
+              <w:top w:type="dxa" w:w="46"/>
+              <w:left w:type="dxa" w:w="94"/>
+              <w:bottom w:type="dxa" w:w="46"/>
+              <w:right w:type="dxa" w:w="94"/>
+            </w:tcMar>
+          </w:tcPr>
+          <w:p>
+            <w:pPr>
+              <w:jc w:val="left"/>
+            </w:pPr>
+            <w:r>
+              <w:rPr>
+                <w:b w:val="false"/>
+                <w:bCs w:val="false"/>
+                <w:color w:val="14274A"/>
+                <w:sz w:val="17"/>
+                <w:szCs w:val="17"/>
+              </w:rPr>
+              <w:t xml:space="preserve">72%</w:t>
+            </w:r>
+          </w:p>
+        </w:tc>
+        <w:tc>
+          <w:tcPr>
+            <w:tcW w:type="dxa" w:w="1550"/>
+            <w:tcBorders>
+              <w:top w:val="single" w:color="D6DEEA" w:sz="1"/>
+              <w:left w:val="single" w:color="D6DEEA" w:sz="1"/>
+              <w:bottom w:val="single" w:color="D6DEEA" w:sz="1"/>
+              <w:right w:val="single" w:color="D6DEEA" w:sz="1"/>
+            </w:tcBorders>
+            <w:shd w:fill="F5F8FF" w:val="clear"/>
+            <w:tcMar>
+              <w:top w:type="dxa" w:w="46"/>
+              <w:left w:type="dxa" w:w="94"/>
+              <w:bottom w:type="dxa" w:w="46"/>
+              <w:right w:type="dxa" w:w="94"/>
+            </w:tcMar>
+          </w:tcPr>
+          <w:p>
+            <w:pPr>
+              <w:jc w:val="left"/>
+            </w:pPr>
+            <w:r>
+              <w:rPr>
+                <w:b w:val="false"/>
+                <w:bCs w:val="false"/>
+                <w:color w:val="14274A"/>
+                <w:sz w:val="17"/>
+                <w:szCs w:val="17"/>
+              </w:rPr>
+              <w:t xml:space="preserve">Q4 2026 – Q2 2027</w:t>
+            </w:r>
+          </w:p>
+        </w:tc>
+        <w:tc>
+          <w:tcPr>
+            <w:tcW w:type="dxa" w:w="2160"/>
+            <w:tcBorders>
+              <w:top w:val="single" w:color="D6DEEA" w:sz="1"/>
+              <w:left w:val="single" w:color="D6DEEA" w:sz="1"/>
+              <w:bottom w:val="single" w:color="D6DEEA" w:sz="1"/>
+              <w:right w:val="single" w:color="D6DEEA" w:sz="1"/>
+            </w:tcBorders>
+            <w:shd w:fill="F5F8FF" w:val="clear"/>
+            <w:tcMar>
+              <w:top w:type="dxa" w:w="46"/>
+              <w:left w:type="dxa" w:w="94"/>
+              <w:bottom w:type="dxa" w:w="46"/>
+              <w:right w:type="dxa" w:w="94"/>
+            </w:tcMar>
+          </w:tcPr>
+          <w:p>
+            <w:pPr>
+              <w:jc w:val="left"/>
+            </w:pPr>
+            <w:r>
+              <w:rPr>
+                <w:b w:val="false"/>
+                <w:bCs w:val="false"/>
+                <w:color w:val="14274A"/>
+                <w:sz w:val="17"/>
+                <w:szCs w:val="17"/>
+              </w:rPr>
+              <w:t xml:space="preserve">4/5 · Ph3 OBI positive; sBLA</w:t>
+            </w:r>
+          </w:p>
+        </w:tc>
+      </w:tr>
+      <w:tr>
+        <w:trPr>
+          <w:tblHeader w:val="false"/>
+        </w:trPr>
+        <w:tc>
+          <w:tcPr>
+            <w:tcW w:type="dxa" w:w="3250"/>
+            <w:tcBorders>
+              <w:top w:val="single" w:color="D6DEEA" w:sz="1"/>
+              <w:left w:val="single" w:color="D6DEEA" w:sz="1"/>
+              <w:bottom w:val="single" w:color="D6DEEA" w:sz="1"/>
+              <w:right w:val="single" w:color="D6DEEA" w:sz="1"/>
+            </w:tcBorders>
+            <w:shd w:fill="FFFFFF" w:val="clear"/>
+            <w:tcMar>
+              <w:top w:type="dxa" w:w="46"/>
+              <w:left w:type="dxa" w:w="94"/>
+              <w:bottom w:type="dxa" w:w="46"/>
+              <w:right w:type="dxa" w:w="94"/>
+            </w:tcMar>
+          </w:tcPr>
+          <w:p>
+            <w:pPr>
+              <w:jc w:val="left"/>
+            </w:pPr>
+            <w:r>
+              <w:rPr>
+                <w:b w:val="false"/>
+                <w:bCs w:val="false"/>
+                <w:color w:val="14274A"/>
+                <w:sz w:val="17"/>
+                <w:szCs w:val="17"/>
+              </w:rPr>
+              <w:t xml:space="preserve">An SC anti-IGF-1R reports efficacy near IV agents</w:t>
+            </w:r>
+          </w:p>
+        </w:tc>
+        <w:tc>
+          <w:tcPr>
+            <w:tcW w:type="dxa" w:w="1150"/>
+            <w:tcBorders>
+              <w:top w:val="single" w:color="D6DEEA" w:sz="1"/>
+              <w:left w:val="single" w:color="D6DEEA" w:sz="1"/>
+              <w:bottom w:val="single" w:color="D6DEEA" w:sz="1"/>
+              <w:right w:val="single" w:color="D6DEEA" w:sz="1"/>
+            </w:tcBorders>
+            <w:shd w:fill="FFFFFF" w:val="clear"/>
+            <w:tcMar>
+              <w:top w:type="dxa" w:w="46"/>
+              <w:left w:type="dxa" w:w="94"/>
+              <w:bottom w:type="dxa" w:w="46"/>
+              <w:right w:type="dxa" w:w="94"/>
+            </w:tcMar>
+          </w:tcPr>
+          <w:p>
+            <w:pPr>
+              <w:jc w:val="left"/>
+            </w:pPr>
+            <w:r>
+              <w:rPr>
+                <w:b w:val="false"/>
+                <w:bCs w:val="false"/>
+                <w:color w:val="14274A"/>
+                <w:sz w:val="17"/>
+                <w:szCs w:val="17"/>
+              </w:rPr>
+              <w:t xml:space="preserve">outcome</w:t>
+            </w:r>
+          </w:p>
+        </w:tc>
+        <w:tc>
+          <w:tcPr>
+            <w:tcW w:type="dxa" w:w="1250"/>
+            <w:tcBorders>
+              <w:top w:val="single" w:color="D6DEEA" w:sz="1"/>
+              <w:left w:val="single" w:color="D6DEEA" w:sz="1"/>
+              <w:bottom w:val="single" w:color="D6DEEA" w:sz="1"/>
+              <w:right w:val="single" w:color="D6DEEA" w:sz="1"/>
+            </w:tcBorders>
+            <w:shd w:fill="FFFFFF" w:val="clear"/>
+            <w:tcMar>
+              <w:top w:type="dxa" w:w="46"/>
+              <w:left w:type="dxa" w:w="94"/>
+              <w:bottom w:type="dxa" w:w="46"/>
+              <w:right w:type="dxa" w:w="94"/>
+            </w:tcMar>
+          </w:tcPr>
+          <w:p>
+            <w:pPr>
+              <w:jc w:val="left"/>
+            </w:pPr>
+            <w:r>
+              <w:rPr>
+                <w:b w:val="false"/>
+                <w:bCs w:val="false"/>
+                <w:color w:val="14274A"/>
+                <w:sz w:val="17"/>
+                <w:szCs w:val="17"/>
+              </w:rPr>
+              <w:t xml:space="preserve">55-65%</w:t>
+            </w:r>
+          </w:p>
+        </w:tc>
+        <w:tc>
+          <w:tcPr>
+            <w:tcW w:type="dxa" w:w="1550"/>
+            <w:tcBorders>
+              <w:top w:val="single" w:color="D6DEEA" w:sz="1"/>
+              <w:left w:val="single" w:color="D6DEEA" w:sz="1"/>
+              <w:bottom w:val="single" w:color="D6DEEA" w:sz="1"/>
+              <w:right w:val="single" w:color="D6DEEA" w:sz="1"/>
+            </w:tcBorders>
+            <w:shd w:fill="FFFFFF" w:val="clear"/>
+            <w:tcMar>
+              <w:top w:type="dxa" w:w="46"/>
+              <w:left w:type="dxa" w:w="94"/>
+              <w:bottom w:type="dxa" w:w="46"/>
+              <w:right w:type="dxa" w:w="94"/>
+            </w:tcMar>
+          </w:tcPr>
+          <w:p>
+            <w:pPr>
+              <w:jc w:val="left"/>
+            </w:pPr>
+            <w:r>
+              <w:rPr>
+                <w:b w:val="false"/>
+                <w:bCs w:val="false"/>
+                <w:color w:val="14274A"/>
+                <w:sz w:val="17"/>
+                <w:szCs w:val="17"/>
+              </w:rPr>
+              <w:t xml:space="preserve">2026 – 2027</w:t>
+            </w:r>
+          </w:p>
+        </w:tc>
+        <w:tc>
+          <w:tcPr>
+            <w:tcW w:type="dxa" w:w="2160"/>
+            <w:tcBorders>
+              <w:top w:val="single" w:color="D6DEEA" w:sz="1"/>
+              <w:left w:val="single" w:color="D6DEEA" w:sz="1"/>
+              <w:bottom w:val="single" w:color="D6DEEA" w:sz="1"/>
+              <w:right w:val="single" w:color="D6DEEA" w:sz="1"/>
+            </w:tcBorders>
+            <w:shd w:fill="FFFFFF" w:val="clear"/>
+            <w:tcMar>
+              <w:top w:type="dxa" w:w="46"/>
+              <w:left w:type="dxa" w:w="94"/>
+              <w:bottom w:type="dxa" w:w="46"/>
+              <w:right w:type="dxa" w:w="94"/>
+            </w:tcMar>
+          </w:tcPr>
+          <w:p>
+            <w:pPr>
+              <w:jc w:val="left"/>
+            </w:pPr>
+            <w:r>
+              <w:rPr>
+                <w:b w:val="false"/>
+                <w:bCs w:val="false"/>
+                <w:color w:val="14274A"/>
+                <w:sz w:val="17"/>
+                <w:szCs w:val="17"/>
+              </w:rPr>
+              <w:t xml:space="preserve">3/5 · class precedent, SC unproven at parity</w:t>
+            </w:r>
+          </w:p>
+        </w:tc>
+      </w:tr>
+      <w:tr>
+        <w:trPr>
+          <w:tblHeader w:val="false"/>
+        </w:trPr>
+        <w:tc>
+          <w:tcPr>
+            <w:tcW w:type="dxa" w:w="3250"/>
+            <w:tcBorders>
+              <w:top w:val="single" w:color="D6DEEA" w:sz="1"/>
+              <w:left w:val="single" w:color="D6DEEA" w:sz="1"/>
+              <w:bottom w:val="single" w:color="D6DEEA" w:sz="1"/>
+              <w:right w:val="single" w:color="D6DEEA" w:sz="1"/>
+            </w:tcBorders>
+            <w:shd w:fill="F5F8FF" w:val="clear"/>
+            <w:tcMar>
+              <w:top w:type="dxa" w:w="46"/>
+              <w:left w:type="dxa" w:w="94"/>
+              <w:bottom w:type="dxa" w:w="46"/>
+              <w:right w:type="dxa" w:w="94"/>
+            </w:tcMar>
+          </w:tcPr>
+          <w:p>
+            <w:pPr>
+              <w:jc w:val="left"/>
+            </w:pPr>
+            <w:r>
+              <w:rPr>
                 <w:b w:val="false"/>
                 <w:bCs w:val="false"/>
                 <w:color w:val="14274A"/>
@@ -8648,7 +9334,7 @@
         </w:tc>
         <w:tc>
           <w:tcPr>
-            <w:tcW w:type="dxa" w:w="1500"/>
+            <w:tcW w:type="dxa" w:w="1150"/>
             <w:tcBorders>
               <w:top w:val="single" w:color="D6DEEA" w:sz="1"/>
               <w:left w:val="single" w:color="D6DEEA" w:sz="1"/>
@@ -8681,7 +9367,7 @@
         </w:tc>
         <w:tc>
           <w:tcPr>
-            <w:tcW w:type="dxa" w:w="1500"/>
+            <w:tcW w:type="dxa" w:w="1250"/>
             <w:tcBorders>
               <w:top w:val="single" w:color="D6DEEA" w:sz="1"/>
               <w:left w:val="single" w:color="D6DEEA" w:sz="1"/>
@@ -8714,7 +9400,7 @@
         </w:tc>
         <w:tc>
           <w:tcPr>
-            <w:tcW w:type="dxa" w:w="1760"/>
+            <w:tcW w:type="dxa" w:w="1550"/>
             <w:tcBorders>
               <w:top w:val="single" w:color="D6DEEA" w:sz="1"/>
               <w:left w:val="single" w:color="D6DEEA" w:sz="1"/>
@@ -8742,6 +9428,39 @@
                 <w:szCs w:val="17"/>
               </w:rPr>
               <w:t xml:space="preserve">2026 – 2027</w:t>
+            </w:r>
+          </w:p>
+        </w:tc>
+        <w:tc>
+          <w:tcPr>
+            <w:tcW w:type="dxa" w:w="2160"/>
+            <w:tcBorders>
+              <w:top w:val="single" w:color="D6DEEA" w:sz="1"/>
+              <w:left w:val="single" w:color="D6DEEA" w:sz="1"/>
+              <w:bottom w:val="single" w:color="D6DEEA" w:sz="1"/>
+              <w:right w:val="single" w:color="D6DEEA" w:sz="1"/>
+            </w:tcBorders>
+            <w:shd w:fill="F5F8FF" w:val="clear"/>
+            <w:tcMar>
+              <w:top w:type="dxa" w:w="46"/>
+              <w:left w:type="dxa" w:w="94"/>
+              <w:bottom w:type="dxa" w:w="46"/>
+              <w:right w:type="dxa" w:w="94"/>
+            </w:tcMar>
+          </w:tcPr>
+          <w:p>
+            <w:pPr>
+              <w:jc w:val="left"/>
+            </w:pPr>
+            <w:r>
+              <w:rPr>
+                <w:b w:val="false"/>
+                <w:bCs w:val="false"/>
+                <w:color w:val="14274A"/>
+                <w:sz w:val="17"/>
+                <w:szCs w:val="17"/>
+              </w:rPr>
+              <w:t xml:space="preserve">2/5 · attractive, but timing uncertain</w:t>
             </w:r>
           </w:p>
         </w:tc>

--- a/AIB_IGF1R_TSHR_thyroid_eye_disease_v1.docx
+++ b/AIB_IGF1R_TSHR_thyroid_eye_disease_v1.docx
@@ -990,7 +990,7 @@
       <w:r>
         <w:t xml:space="preserve">TED went from no approved drug to a one-product, multi-billion-dollar market with </w:t>
       </w:r>
-      <w:hyperlink w:history="1" r:id="rIdr_usi0ydzrutv9whgayxu">
+      <w:hyperlink w:history="1" r:id="rIdmfnnkvlocte7swtlkxj9x">
         <w:r>
           <w:rPr>
             <w:rStyle w:val="Hyperlink"/>
@@ -1001,7 +1001,7 @@
       <w:r>
         <w:t xml:space="preserve"> and triggered Amgen's </w:t>
       </w:r>
-      <w:hyperlink w:history="1" r:id="rIdks8nesaidoncnphqdb1bd">
+      <w:hyperlink w:history="1" r:id="rIdtprqs26rceyapycz_ltt4">
         <w:r>
           <w:rPr>
             <w:rStyle w:val="Hyperlink"/>
@@ -1028,7 +1028,7 @@
       <w:r>
         <w:t xml:space="preserve">Thyroid eye disease is the orbital manifestation of Graves' autoimmunity: TSHR autoantibodies, acting through the IGF-1R/TSHR complex on orbital fibroblasts, drive tissue expansion, inflammation and scarring — producing proptosis, double vision, pain and, in the worst cases, optic-nerve compression and vision loss. </w:t>
       </w:r>
-      <w:hyperlink w:history="1" r:id="rIdzioirlik2eundwfge4ear">
+      <w:hyperlink w:history="1" r:id="rIdry-1wfaci6gejlufle3xr">
         <w:r>
           <w:rPr>
             <w:rStyle w:val="Hyperlink"/>
@@ -1489,7 +1489,7 @@
       <w:r>
         <w:t xml:space="preserve"> (the </w:t>
       </w:r>
-      <w:hyperlink w:history="1" r:id="rIdkuvdwmhcxc5pbwuutoajx">
+      <w:hyperlink w:history="1" r:id="rIdwpo2tmfxtcr2x5fxxzdgf">
         <w:r>
           <w:rPr>
             <w:rStyle w:val="Hyperlink"/>
@@ -1536,7 +1536,7 @@
       <w:r>
         <w:t xml:space="preserve">Effector blockade is decisively validated: </w:t>
       </w:r>
-      <w:hyperlink w:history="1" r:id="rIdw6hyocby17oenanlbr0a-">
+      <w:hyperlink w:history="1" r:id="rId49bxscbcusfrh_hayawvm">
         <w:r>
           <w:rPr>
             <w:rStyle w:val="Hyperlink"/>
@@ -1547,7 +1547,7 @@
       <w:r>
         <w:t xml:space="preserve"> and </w:t>
       </w:r>
-      <w:hyperlink w:history="1" r:id="rIdgodpbkfztyabecheri93p">
+      <w:hyperlink w:history="1" r:id="rIdduw0f-tl6ow2ud7pcqone">
         <w:r>
           <w:rPr>
             <w:rStyle w:val="Hyperlink"/>
@@ -1559,6 +1559,53 @@
         <w:t xml:space="preserve"> — among the largest effect sizes in immunology. What is not addressed is the upstream autoimmune driver (TSHR) or the chronic/fibrotic phase. The near-term innovation is therefore format and safety on the same proven target (SC/oral, less hearing/glucose toxicity); the longer-term, higher-risk innovation is engaging TSHR to reach durability and chronic disease — a hypothesis the IGF-1R/TSHR crosstalk biology supports but no clinical data yet confirm.</w:t>
       </w:r>
     </w:p>
+    <w:tbl>
+      <w:tblPr>
+        <w:tblW w:type="dxa" w:w="9360"/>
+        <w:tblBorders>
+          <w:top w:val="single" w:color="auto" w:sz="4"/>
+          <w:left w:val="single" w:color="auto" w:sz="4"/>
+          <w:bottom w:val="single" w:color="auto" w:sz="4"/>
+          <w:right w:val="single" w:color="auto" w:sz="4"/>
+          <w:insideH w:val="single" w:color="auto" w:sz="4"/>
+          <w:insideV w:val="single" w:color="auto" w:sz="4"/>
+        </w:tblBorders>
+      </w:tblPr>
+      <w:tblGrid>
+        <w:gridCol w:w="9360"/>
+      </w:tblGrid>
+      <w:tr>
+        <w:tc>
+          <w:tcPr>
+            <w:tcBorders>
+              <w:top w:val="none"/>
+              <w:left w:val="single" w:color="1A3F8F" w:sz="18"/>
+              <w:bottom w:val="none"/>
+              <w:right w:val="none"/>
+            </w:tcBorders>
+            <w:shd w:fill="EEF4FB" w:val="clear"/>
+            <w:tcMar>
+              <w:top w:type="dxa" w:w="80"/>
+              <w:left w:type="dxa" w:w="150"/>
+              <w:bottom w:type="dxa" w:w="80"/>
+              <w:right w:type="dxa" w:w="130"/>
+            </w:tcMar>
+          </w:tcPr>
+          <w:p>
+            <w:r>
+              <w:rPr>
+                <w:b/>
+                <w:bCs/>
+              </w:rPr>
+              <w:t xml:space="preserve">The strongest counterargument: IGF-1R may already capture most of the signal. </w:t>
+            </w:r>
+            <w:r>
+              <w:t xml:space="preserve">Because IGF-1R and TSHR form a functional complex on the orbital fibroblast, blocking IGF-1R likely already intercepts much of the clinically relevant downstream signaling — including a meaningful share of the TSHR-driven component. If so, a TSHR arm adds biologic risk (receptor agonism, thyroid-axis perturbation) for little independent benefit. This — not safety alone — is the central reason the dual concept is treated as a hypothesis, not a plan, and the question a TSHR program must answer first: what incremental signaling is left for TSHR to capture once IGF-1R is fully blocked?</w:t>
+            </w:r>
+          </w:p>
+        </w:tc>
+      </w:tr>
+    </w:tbl>
     <w:tbl>
       <w:tblPr>
         <w:tblW w:type="dxa" w:w="9360"/>
@@ -2875,7 +2922,7 @@
             <w:r>
               <w:t xml:space="preserve">The approved standard is </w:t>
             </w:r>
-            <w:hyperlink w:history="1" r:id="rId7rbdl6tf6zwrug8pnvh8o">
+            <w:hyperlink w:history="1" r:id="rIdyrdlhnj4uncudb_d8semz">
               <w:r>
                 <w:rPr>
                   <w:rStyle w:val="Hyperlink"/>
@@ -2886,7 +2933,7 @@
             <w:r>
               <w:t xml:space="preserve">; </w:t>
             </w:r>
-            <w:hyperlink w:history="1" r:id="rId5vn3mld9hpwzdldv0ueno">
+            <w:hyperlink w:history="1" r:id="rIdod6yengtt_0lxhlaywtj2">
               <w:r>
                 <w:rPr>
                   <w:rStyle w:val="Hyperlink"/>
@@ -4671,7 +4718,7 @@
         </w:rPr>
         <w:t xml:space="preserve">Hearing impairment is the signature risk. </w:t>
       </w:r>
-      <w:hyperlink w:history="1" r:id="rIdldddxkturtshkgvjkgtwt">
+      <w:hyperlink w:history="1" r:id="rIdvh6svw6mqb1kkos6j7db9">
         <w:r>
           <w:rPr>
             <w:rStyle w:val="Hyperlink"/>
@@ -5943,7 +5990,7 @@
       <w:r>
         <w:t xml:space="preserve">Teprotumumab is among the most expensive specialty courses in ophthalmology (a multi-infusion course running into six figures), supporting a </w:t>
       </w:r>
-      <w:hyperlink w:history="1" r:id="rIdtpwtbuzptwrnfxeh9px9x">
+      <w:hyperlink w:history="1" r:id="rIdbt11aqcjudmndy8mlvxby">
         <w:r>
           <w:rPr>
             <w:rStyle w:val="Hyperlink"/>
